--- a/word_reports/LP_0111_위치_422_Commodores_Greatest Hits.docx
+++ b/word_reports/LP_0111_위치_422_Commodores_Greatest Hits.docx
@@ -4,7 +4,7 @@
   <w:body>
     <w:p>
       <w:pPr>
-        <w:spacing w:after="280"/>
+        <w:spacing w:after="80"/>
       </w:pPr>
       <w:r>
         <w:rPr w:rFonts="맑은 고딕">
@@ -13,94 +13,47 @@
           <w:color w:val="1E3A8A"/>
           <w:sz w:val="30"/>
         </w:rPr>
-        <w:t>[422] Commodores - Greatest Hits</w:t>
+        <w:t>Commodores (코모도어) - Greatest Hits</w:t>
       </w:r>
     </w:p>
     <w:p>
       <w:pPr>
-        <w:spacing w:after="320"/>
+        <w:spacing w:after="240"/>
       </w:pPr>
       <w:r>
         <w:rPr w:rFonts="맑은 고딕">
           <w:rFonts w:ascii="맑은 고딕" w:hAnsi="맑은 고딕" w:eastAsia="맑은 고딕"/>
           <w:b/>
-          <w:sz w:val="20"/>
+          <w:color w:val="4B5563"/>
+          <w:sz w:val="22"/>
         </w:rPr>
-        <w:t>■ 위치 : 422</w:t>
-        <w:br/>
-      </w:r>
-      <w:r>
-        <w:rPr w:rFonts="맑은 고딕">
-          <w:rFonts w:ascii="맑은 고딕" w:hAnsi="맑은 고딕" w:eastAsia="맑은 고딕"/>
-          <w:b/>
-          <w:sz w:val="20"/>
-        </w:rPr>
-        <w:t>■ 아티스트 : Commodores</w:t>
-        <w:br/>
-      </w:r>
-      <w:r>
-        <w:rPr w:rFonts="맑은 고딕">
-          <w:rFonts w:ascii="맑은 고딕" w:hAnsi="맑은 고딕" w:eastAsia="맑은 고딕"/>
-          <w:b/>
-          <w:sz w:val="20"/>
-        </w:rPr>
-        <w:t>■ 앨범명 : Greatest Hits</w:t>
-        <w:br/>
-      </w:r>
-      <w:r>
-        <w:rPr w:rFonts="맑은 고딕">
-          <w:rFonts w:ascii="맑은 고딕" w:hAnsi="맑은 고딕" w:eastAsia="맑은 고딕"/>
-          <w:b w:val="0"/>
-          <w:sz w:val="20"/>
-        </w:rPr>
-        <w:t>■ 음반 레이블 : Motown</w:t>
-        <w:br/>
-      </w:r>
-      <w:r>
-        <w:rPr w:rFonts="맑은 고딕">
-          <w:rFonts w:ascii="맑은 고딕" w:hAnsi="맑은 고딕" w:eastAsia="맑은 고딕"/>
-          <w:b w:val="0"/>
-          <w:sz w:val="20"/>
-        </w:rPr>
-        <w:t>■ 발매년도 : 1978</w:t>
-        <w:br/>
-      </w:r>
-      <w:r>
-        <w:rPr w:rFonts="맑은 고딕">
-          <w:rFonts w:ascii="맑은 고딕" w:hAnsi="맑은 고딕" w:eastAsia="맑은 고딕"/>
-          <w:b w:val="0"/>
-          <w:sz w:val="20"/>
-        </w:rPr>
-        <w:t>■ 장르 : R&amp;B / Soul / Funk / Disco</w:t>
-        <w:br/>
-      </w:r>
-      <w:r>
-        <w:rPr w:rFonts="맑은 고딕">
-          <w:rFonts w:ascii="맑은 고딕" w:hAnsi="맑은 고딕" w:eastAsia="맑은 고딕"/>
-          <w:b w:val="0"/>
-          <w:sz w:val="20"/>
-        </w:rPr>
-        <w:t>■ 주요 수록곡 : 1. Easy</w:t>
-        <w:br/>
+        <w:t>위치 :  422</w:t>
       </w:r>
     </w:p>
     <w:p>
       <w:pPr>
-        <w:spacing w:after="160"/>
+        <w:spacing w:line="324" w:lineRule="auto" w:before="80" w:after="160"/>
       </w:pPr>
       <w:r>
         <w:rPr w:rFonts="맑은 고딕">
           <w:rFonts w:ascii="맑은 고딕" w:hAnsi="맑은 고딕" w:eastAsia="맑은 고딕"/>
           <w:b/>
           <w:color w:val="1F2937"/>
-          <w:sz w:val="24"/>
+          <w:sz w:val="22"/>
         </w:rPr>
-        <w:t>■ 음반 해설 및 감상 가이드</w:t>
+        <w:t xml:space="preserve">[음반 소개] </w:t>
+      </w:r>
+      <w:r>
+        <w:rPr w:rFonts="맑은 고딕">
+          <w:rFonts w:ascii="맑은 고딕" w:hAnsi="맑은 고딕" w:eastAsia="맑은 고딕"/>
+          <w:b w:val="0"/>
+          <w:sz w:val="21"/>
+        </w:rPr>
       </w:r>
     </w:p>
     <w:p>
       <w:pPr>
-        <w:spacing w:line="312" w:lineRule="auto" w:after="120"/>
+        <w:spacing w:line="324" w:lineRule="auto" w:after="120"/>
       </w:pPr>
       <w:r>
         <w:rPr w:rFonts="맑은 고딕">
@@ -108,51 +61,516 @@
           <w:b w:val="0"/>
           <w:sz w:val="21"/>
         </w:rPr>
-        <w:t>1970년대 후반 모타운(Motown) 레코드의 황금기를 수놓았던 흑인 음악 그룹 코모도어스(Commodores)의 첫 번째 베스트 앨범인 《Greatest Hits》(1978)는 R&amp;B와 팝 역사에 굵직한 족적을 남긴 기념비적인 음반입니다. 디스코와 펑크(Funk) 열풍이 전 세계를 흔들던 시기에 발매된 이 앨범은, 코모도어스가 단순한 댄스 그룹을 넘어 뛰어난 송라이팅 능력과 깊은 감성을 겸비한 어반 소울(Urban Soul)의 거장이었음을 완벽히 증명해 보입니다.</w:t>
+        <w:t>1970년대 후반 모타운(Motown) 사운드의 정점이자, 폭발적인 훵크(Funk)와 감미로운 소울 발라드의 찬란한 교차점을 기록한 코모도어의 황금기를 집대성한 명반입니다. 라이오넬 리치의 애절하면서도 티 없이 맑은 음색과 밴드의 견고한 브라스 섹션, 그리고 유려한 그루브는 시대를 뛰어넘어 보편적인 인간의 희로애락을 따스하게 감싸 안습니다. 낭만과 열정이 공존하던 아날로그 시대의 온기를 오롯이 담아낸 이 음반은 반세기가 흐른 오늘날에도 바래지 않는 서정의 빛으로 우리 영혼의 현을 조용히 울립니다.</w:t>
       </w:r>
     </w:p>
     <w:p>
       <w:pPr>
-        <w:spacing w:line="312" w:lineRule="auto" w:after="120"/>
+        <w:spacing w:line="324" w:lineRule="auto" w:before="200" w:after="80"/>
       </w:pPr>
+      <w:r>
+        <w:rPr w:rFonts="맑은 고딕">
+          <w:rFonts w:ascii="맑은 고딕" w:hAnsi="맑은 고딕" w:eastAsia="맑은 고딕"/>
+          <w:b/>
+          <w:color w:val="1E3A8A"/>
+          <w:sz w:val="24"/>
+        </w:rPr>
+        <w:t>1. 음반 데이터</w:t>
+      </w:r>
+    </w:p>
+    <w:p>
+      <w:pPr>
+        <w:spacing w:line="324" w:lineRule="auto" w:after="80"/>
+      </w:pPr>
+      <w:r>
+        <w:rPr w:rFonts="맑은 고딕">
+          <w:rFonts w:ascii="맑은 고딕" w:hAnsi="맑은 고딕" w:eastAsia="맑은 고딕"/>
+          <w:b w:val="0"/>
+          <w:color w:val="6B7280"/>
+          <w:sz w:val="21"/>
+        </w:rPr>
+        <w:t xml:space="preserve">· </w:t>
+      </w:r>
+      <w:r>
+        <w:rPr w:rFonts="맑은 고딕">
+          <w:rFonts w:ascii="맑은 고딕" w:hAnsi="맑은 고딕" w:eastAsia="맑은 고딕"/>
+          <w:b/>
+          <w:color w:val="1F2937"/>
+          <w:sz w:val="21"/>
+        </w:rPr>
+        <w:t xml:space="preserve">앨범명: </w:t>
+      </w:r>
       <w:r>
         <w:rPr w:rFonts="맑은 고딕">
           <w:rFonts w:ascii="맑은 고딕" w:hAnsi="맑은 고딕" w:eastAsia="맑은 고딕"/>
           <w:b w:val="0"/>
           <w:sz w:val="21"/>
         </w:rPr>
-        <w:t>본 음반은 코모도어스의 음악 세계를 지탱하는 두 가지 핵심 축인 ‘강렬한 펑크 사운드’와 ‘감미로운 팝 발라드’의 미학을 균형 있게 담아내고 있습니다. 특히 후일 세계적인 팝스타로 도약하는 리드 보컬리스트 라이오널 리치(Lionel Richie)의 감성적인 미성과 호소력 짙은 음색이 빛을 발합니다. 전 세계적인 사랑을 받은 클래식 〈Easy〉와 빌보드 핫 100 차트 1위를 차지한 서정적인 왈츠풍 발라드 〈Three Times a Lady〉는 세련된 편곡과 따뜻한 아쿠스틱 질감으로 크로스오버 팝의 정수를 보여줍니다.</w:t>
+        <w:t>Greatest Hits</w:t>
       </w:r>
     </w:p>
     <w:p>
       <w:pPr>
-        <w:spacing w:line="312" w:lineRule="auto" w:after="120"/>
+        <w:spacing w:line="324" w:lineRule="auto" w:after="80"/>
       </w:pPr>
+      <w:r>
+        <w:rPr w:rFonts="맑은 고딕">
+          <w:rFonts w:ascii="맑은 고딕" w:hAnsi="맑은 고딕" w:eastAsia="맑은 고딕"/>
+          <w:b w:val="0"/>
+          <w:color w:val="6B7280"/>
+          <w:sz w:val="21"/>
+        </w:rPr>
+        <w:t xml:space="preserve">· </w:t>
+      </w:r>
+      <w:r>
+        <w:rPr w:rFonts="맑은 고딕">
+          <w:rFonts w:ascii="맑은 고딕" w:hAnsi="맑은 고딕" w:eastAsia="맑은 고딕"/>
+          <w:b/>
+          <w:color w:val="1F2937"/>
+          <w:sz w:val="21"/>
+        </w:rPr>
+        <w:t xml:space="preserve">아티스트: </w:t>
+      </w:r>
       <w:r>
         <w:rPr w:rFonts="맑은 고딕">
           <w:rFonts w:ascii="맑은 고딕" w:hAnsi="맑은 고딕" w:eastAsia="맑은 고딕"/>
           <w:b w:val="0"/>
           <w:sz w:val="21"/>
         </w:rPr>
-        <w:t>동시에 이 앨범은 밴드의 모태가 되었던 폭발적인 그루브와 앙상블의 진수를 잊지 않습니다. 그룹의 이름을 알린 역동적인 인스트루멘털 트랙 〈Machine Gun〉을 시작으로, 중독성 있는 베이스 라인과 화려한 브라스 섹션이 도드라지는 펑크의 명곡 〈Brick House〉에 이르기까지, 흑인 음악 특유의 뜨거운 에너지가 빈틈없이 채워져 있습니다. 멤버 전원이 연주자이자 작곡가로서 발휘한 정교한 합주는 70년대 모타운 밴드 사운드가 도달한 최고조의 완성도를 자랑합니다.</w:t>
+        <w:t>Commodores (코모도어)</w:t>
       </w:r>
     </w:p>
     <w:p>
       <w:pPr>
-        <w:spacing w:line="312" w:lineRule="auto" w:after="120"/>
+        <w:spacing w:line="324" w:lineRule="auto" w:after="80"/>
       </w:pPr>
+      <w:r>
+        <w:rPr w:rFonts="맑은 고딕">
+          <w:rFonts w:ascii="맑은 고딕" w:hAnsi="맑은 고딕" w:eastAsia="맑은 고딕"/>
+          <w:b w:val="0"/>
+          <w:color w:val="6B7280"/>
+          <w:sz w:val="21"/>
+        </w:rPr>
+        <w:t xml:space="preserve">· </w:t>
+      </w:r>
+      <w:r>
+        <w:rPr w:rFonts="맑은 고딕">
+          <w:rFonts w:ascii="맑은 고딕" w:hAnsi="맑은 고딕" w:eastAsia="맑은 고딕"/>
+          <w:b/>
+          <w:color w:val="1F2937"/>
+          <w:sz w:val="21"/>
+        </w:rPr>
+        <w:t xml:space="preserve">발매 정보: </w:t>
+      </w:r>
       <w:r>
         <w:rPr w:rFonts="맑은 고딕">
           <w:rFonts w:ascii="맑은 고딕" w:hAnsi="맑은 고딕" w:eastAsia="맑은 고딕"/>
           <w:b w:val="0"/>
           <w:sz w:val="21"/>
         </w:rPr>
-        <w:t>422번 음반으로 소장된 이 LP는 70년대 아날로그 레코딩 특유의 풍부하고 입체적인 음향을 온전히 담고 있어 LP 매체로 감상할 때 그 가치가 더욱 빛납니다. 화려한 댄스 플로어의 열기와 아늑한 낭만이 교차하는 곡 구성은 A면과 B면을 번갈아 틀어놓는 아날로그 감상의 즐거움을 극대화합니다. 팝과 소울 음악의 클래식을 사랑하는 음악 애호가들에게 이 앨범은 시대를 초월한 감동과 품격 있는 음악적 만족감을 선사할 것입니다.</w:t>
+        <w:t>1978년 11월 전설적인 모타운 레코드(Motown Records)를 통해 발매된 앨범으로, 1970년대 중후반 팝과 R&amp;B 차트의 정상을 질주하며 그룹의 전성기를 이끌었던 주옥같은 명곡들을 엄선하여 엮어낸 기념비적인 앤솔로지입니다.</w:t>
+      </w:r>
+    </w:p>
+    <w:p>
+      <w:pPr>
+        <w:spacing w:line="324" w:lineRule="auto" w:after="80"/>
+      </w:pPr>
+      <w:r>
+        <w:rPr w:rFonts="맑은 고딕">
+          <w:rFonts w:ascii="맑은 고딕" w:hAnsi="맑은 고딕" w:eastAsia="맑은 고딕"/>
+          <w:b w:val="0"/>
+          <w:color w:val="6B7280"/>
+          <w:sz w:val="21"/>
+        </w:rPr>
+        <w:t xml:space="preserve">· </w:t>
+      </w:r>
+      <w:r>
+        <w:rPr w:rFonts="맑은 고딕">
+          <w:rFonts w:ascii="맑은 고딕" w:hAnsi="맑은 고딕" w:eastAsia="맑은 고딕"/>
+          <w:b/>
+          <w:color w:val="1F2937"/>
+          <w:sz w:val="21"/>
+        </w:rPr>
+        <w:t xml:space="preserve">LP 인기도(판매량): </w:t>
+      </w:r>
+      <w:r>
+        <w:rPr w:rFonts="맑은 고딕">
+          <w:rFonts w:ascii="맑은 고딕" w:hAnsi="맑은 고딕" w:eastAsia="맑은 고딕"/>
+          <w:b w:val="0"/>
+          <w:sz w:val="21"/>
+        </w:rPr>
+        <w:t>발매 직후 미국 빌보드 200 앨범 차트 5위, R&amp;B 앨범 차트 1위를 기록하였으며, 전미음반산업협회(RIAA)로부터 플래티넘(Platinum, 100만 장 이상 판매) 인증을 획득하며 전 세계적인 메가 히트를 기록했습니다.</w:t>
+      </w:r>
+    </w:p>
+    <w:p>
+      <w:pPr>
+        <w:spacing w:line="324" w:lineRule="auto" w:after="80"/>
+      </w:pPr>
+      <w:r>
+        <w:rPr w:rFonts="맑은 고딕">
+          <w:rFonts w:ascii="맑은 고딕" w:hAnsi="맑은 고딕" w:eastAsia="맑은 고딕"/>
+          <w:b w:val="0"/>
+          <w:color w:val="6B7280"/>
+          <w:sz w:val="21"/>
+        </w:rPr>
+        <w:t xml:space="preserve">· </w:t>
+      </w:r>
+      <w:r>
+        <w:rPr w:rFonts="맑은 고딕">
+          <w:rFonts w:ascii="맑은 고딕" w:hAnsi="맑은 고딕" w:eastAsia="맑은 고딕"/>
+          <w:b/>
+          <w:color w:val="1F2937"/>
+          <w:sz w:val="21"/>
+        </w:rPr>
+        <w:t xml:space="preserve">각종 수상경력: </w:t>
+      </w:r>
+      <w:r>
+        <w:rPr w:rFonts="맑은 고딕">
+          <w:rFonts w:ascii="맑은 고딕" w:hAnsi="맑은 고딕" w:eastAsia="맑은 고딕"/>
+          <w:b w:val="0"/>
+          <w:sz w:val="21"/>
+        </w:rPr>
+        <w:t>수록곡 "Three Times a Lady"가 빌보드 핫 100 1위에 오르며 그래미 어워드(Grammy Awards) '최우수 팝 듀오/그룹 보컬' 부문에 노미네이트되었고, 아메리칸 뮤직 어워드(AMA)에서 최우수 솔/R&amp;B 그룹 상을 수상하는 등 평단과 대중 모두에게 최고의 음악적 권위를 인정받았습니다.</w:t>
+      </w:r>
+    </w:p>
+    <w:p>
+      <w:pPr>
+        <w:spacing w:line="324" w:lineRule="auto" w:before="200" w:after="80"/>
+      </w:pPr>
+      <w:r>
+        <w:rPr w:rFonts="맑은 고딕">
+          <w:rFonts w:ascii="맑은 고딕" w:hAnsi="맑은 고딕" w:eastAsia="맑은 고딕"/>
+          <w:b/>
+          <w:color w:val="1E3A8A"/>
+          <w:sz w:val="24"/>
+        </w:rPr>
+        <w:t>2. 아티스트 정보</w:t>
+      </w:r>
+    </w:p>
+    <w:p>
+      <w:pPr>
+        <w:spacing w:line="324" w:lineRule="auto" w:after="80"/>
+      </w:pPr>
+      <w:r>
+        <w:rPr w:rFonts="맑은 고딕">
+          <w:rFonts w:ascii="맑은 고딕" w:hAnsi="맑은 고딕" w:eastAsia="맑은 고딕"/>
+          <w:b w:val="0"/>
+          <w:color w:val="6B7280"/>
+          <w:sz w:val="21"/>
+        </w:rPr>
+        <w:t xml:space="preserve">· </w:t>
+      </w:r>
+      <w:r>
+        <w:rPr w:rFonts="맑은 고딕">
+          <w:rFonts w:ascii="맑은 고딕" w:hAnsi="맑은 고딕" w:eastAsia="맑은 고딕"/>
+          <w:b/>
+          <w:color w:val="1F2937"/>
+          <w:sz w:val="21"/>
+        </w:rPr>
+        <w:t xml:space="preserve">국적: </w:t>
+      </w:r>
+      <w:r>
+        <w:rPr w:rFonts="맑은 고딕">
+          <w:rFonts w:ascii="맑은 고딕" w:hAnsi="맑은 고딕" w:eastAsia="맑은 고딕"/>
+          <w:b w:val="0"/>
+          <w:sz w:val="21"/>
+        </w:rPr>
+        <w:t>미국 (United States)</w:t>
+      </w:r>
+    </w:p>
+    <w:p>
+      <w:pPr>
+        <w:spacing w:line="324" w:lineRule="auto" w:after="80"/>
+      </w:pPr>
+      <w:r>
+        <w:rPr w:rFonts="맑은 고딕">
+          <w:rFonts w:ascii="맑은 고딕" w:hAnsi="맑은 고딕" w:eastAsia="맑은 고딕"/>
+          <w:b w:val="0"/>
+          <w:color w:val="6B7280"/>
+          <w:sz w:val="21"/>
+        </w:rPr>
+        <w:t xml:space="preserve">· </w:t>
+      </w:r>
+      <w:r>
+        <w:rPr w:rFonts="맑은 고딕">
+          <w:rFonts w:ascii="맑은 고딕" w:hAnsi="맑은 고딕" w:eastAsia="맑은 고딕"/>
+          <w:b/>
+          <w:color w:val="1F2937"/>
+          <w:sz w:val="21"/>
+        </w:rPr>
+        <w:t xml:space="preserve">생몰년도: </w:t>
+      </w:r>
+      <w:r>
+        <w:rPr w:rFonts="맑은 고딕">
+          <w:rFonts w:ascii="맑은 고딕" w:hAnsi="맑은 고딕" w:eastAsia="맑은 고딕"/>
+          <w:b w:val="0"/>
+          <w:sz w:val="21"/>
+        </w:rPr>
+        <w:t>1968년 결성</w:t>
+      </w:r>
+    </w:p>
+    <w:p>
+      <w:pPr>
+        <w:spacing w:line="324" w:lineRule="auto" w:after="80"/>
+      </w:pPr>
+      <w:r>
+        <w:rPr w:rFonts="맑은 고딕">
+          <w:rFonts w:ascii="맑은 고딕" w:hAnsi="맑은 고딕" w:eastAsia="맑은 고딕"/>
+          <w:b w:val="0"/>
+          <w:color w:val="6B7280"/>
+          <w:sz w:val="21"/>
+        </w:rPr>
+        <w:t xml:space="preserve">· </w:t>
+      </w:r>
+      <w:r>
+        <w:rPr w:rFonts="맑은 고딕">
+          <w:rFonts w:ascii="맑은 고딕" w:hAnsi="맑은 고딕" w:eastAsia="맑은 고딕"/>
+          <w:b/>
+          <w:color w:val="1F2937"/>
+          <w:sz w:val="21"/>
+        </w:rPr>
+        <w:t xml:space="preserve">그룹 소속: </w:t>
+      </w:r>
+      <w:r>
+        <w:rPr w:rFonts="맑은 고딕">
+          <w:rFonts w:ascii="맑은 고딕" w:hAnsi="맑은 고딕" w:eastAsia="맑은 고딕"/>
+          <w:b w:val="0"/>
+          <w:sz w:val="21"/>
+        </w:rPr>
+        <w:t>그룹 (라이오넬 리치, 월터 오렌지, 토마스 맥클레리, 로널드 라프리드, 윌리엄 킹, 밀란 윌리엄스 6인조)</w:t>
+      </w:r>
+    </w:p>
+    <w:p>
+      <w:pPr>
+        <w:spacing w:line="324" w:lineRule="auto" w:after="80"/>
+      </w:pPr>
+      <w:r>
+        <w:rPr w:rFonts="맑은 고딕">
+          <w:rFonts w:ascii="맑은 고딕" w:hAnsi="맑은 고딕" w:eastAsia="맑은 고딕"/>
+          <w:b w:val="0"/>
+          <w:color w:val="6B7280"/>
+          <w:sz w:val="21"/>
+        </w:rPr>
+        <w:t xml:space="preserve">· </w:t>
+      </w:r>
+      <w:r>
+        <w:rPr w:rFonts="맑은 고딕">
+          <w:rFonts w:ascii="맑은 고딕" w:hAnsi="맑은 고딕" w:eastAsia="맑은 고딕"/>
+          <w:b/>
+          <w:color w:val="1F2937"/>
+          <w:sz w:val="21"/>
+        </w:rPr>
+        <w:t xml:space="preserve">아티스트 소개: </w:t>
+      </w:r>
+      <w:r>
+        <w:rPr w:rFonts="맑은 고딕">
+          <w:rFonts w:ascii="맑은 고딕" w:hAnsi="맑은 고딕" w:eastAsia="맑은 고딕"/>
+          <w:b w:val="0"/>
+          <w:sz w:val="21"/>
+        </w:rPr>
+        <w:t>앨라배마주 터스키기 대학교 동문들로 출발하여 모타운을 대표하는 세계적인 슈퍼스타로 도약한 코모도어는 거친 파티 훵크와 극도로 세련된 로맨틱 발라드를 자유자재로 넘나든 독보적 앙상블입니다. 특히 핵심 멤버이자 싱어송라이터인 라이오넬 리치의 천재적인 멜로디 감각과 서정적인 노랫말은 1970~80년대 크로스오버 팝과 소울 음악의 새로운 지평을 열었습니다.</w:t>
+      </w:r>
+    </w:p>
+    <w:p>
+      <w:pPr>
+        <w:spacing w:line="324" w:lineRule="auto" w:before="200" w:after="80"/>
+      </w:pPr>
+      <w:r>
+        <w:rPr w:rFonts="맑은 고딕">
+          <w:rFonts w:ascii="맑은 고딕" w:hAnsi="맑은 고딕" w:eastAsia="맑은 고딕"/>
+          <w:b/>
+          <w:color w:val="1E3A8A"/>
+          <w:sz w:val="24"/>
+        </w:rPr>
+        <w:t>3. 음반 상세 분석</w:t>
+      </w:r>
+    </w:p>
+    <w:p>
+      <w:pPr>
+        <w:spacing w:line="324" w:lineRule="auto" w:after="80"/>
+      </w:pPr>
+      <w:r>
+        <w:rPr w:rFonts="맑은 고딕">
+          <w:rFonts w:ascii="맑은 고딕" w:hAnsi="맑은 고딕" w:eastAsia="맑은 고딕"/>
+          <w:b w:val="0"/>
+          <w:color w:val="6B7280"/>
+          <w:sz w:val="21"/>
+        </w:rPr>
+        <w:t xml:space="preserve">· </w:t>
+      </w:r>
+      <w:r>
+        <w:rPr w:rFonts="맑은 고딕">
+          <w:rFonts w:ascii="맑은 고딕" w:hAnsi="맑은 고딕" w:eastAsia="맑은 고딕"/>
+          <w:b/>
+          <w:color w:val="1F2937"/>
+          <w:sz w:val="21"/>
+        </w:rPr>
+        <w:t xml:space="preserve">역사적 위치: </w:t>
+      </w:r>
+      <w:r>
+        <w:rPr w:rFonts="맑은 고딕">
+          <w:rFonts w:ascii="맑은 고딕" w:hAnsi="맑은 고딕" w:eastAsia="맑은 고딕"/>
+          <w:b w:val="0"/>
+          <w:sz w:val="21"/>
+        </w:rPr>
+        <w:t>본 앨범은 디스코와 훵크가 주도하던 1970년대 후반의 댄스 플로어 열풍 속에서, 세련된 어덜트 컨템포러리 발라드의 예술적 완성을 동시에 보여준 팝 음악사의 중요한 분수령입니다. 흑인 음악의 경계를 넘어 인종과 세대를 초월한 감동을 선사하며, 이후 1980년대에 만개할 글로벌 팝 발라드 황금기의 결정적 토대를 마련한 걸작으로 평가받습니다.</w:t>
+      </w:r>
+    </w:p>
+    <w:p>
+      <w:pPr>
+        <w:spacing w:line="324" w:lineRule="auto" w:after="80"/>
+      </w:pPr>
+      <w:r>
+        <w:rPr w:rFonts="맑은 고딕">
+          <w:rFonts w:ascii="맑은 고딕" w:hAnsi="맑은 고딕" w:eastAsia="맑은 고딕"/>
+          <w:b w:val="0"/>
+          <w:color w:val="6B7280"/>
+          <w:sz w:val="21"/>
+        </w:rPr>
+        <w:t xml:space="preserve">· </w:t>
+      </w:r>
+      <w:r>
+        <w:rPr w:rFonts="맑은 고딕">
+          <w:rFonts w:ascii="맑은 고딕" w:hAnsi="맑은 고딕" w:eastAsia="맑은 고딕"/>
+          <w:b/>
+          <w:color w:val="1F2937"/>
+          <w:sz w:val="21"/>
+        </w:rPr>
+        <w:t xml:space="preserve">시대의 흔적(스토리텔링): </w:t>
+      </w:r>
+      <w:r>
+        <w:rPr w:rFonts="맑은 고딕">
+          <w:rFonts w:ascii="맑은 고딕" w:hAnsi="맑은 고딕" w:eastAsia="맑은 고딕"/>
+          <w:b w:val="0"/>
+          <w:sz w:val="21"/>
+        </w:rPr>
+        <w:t>격동과 낭만이 교차하던 1970년대 말, 젊은 연인들의 고백과 주말 파티의 배경에는 언제나 코모도어의 음악이 흐르고 있었습니다. 거리를 가득 채우던 화려한 네온사인과 깊은 밤 라디오에서 흘러나오던 라이오넬 리치의 목소리는 청춘들의 풋풋한 사랑과 이별의 아픔을 위로하던 그 시절 문화적 공기 그 자체였습니다.</w:t>
+      </w:r>
+    </w:p>
+    <w:p>
+      <w:pPr>
+        <w:spacing w:line="324" w:lineRule="auto" w:before="200" w:after="80"/>
+      </w:pPr>
+      <w:r>
+        <w:rPr w:rFonts="맑은 고딕">
+          <w:rFonts w:ascii="맑은 고딕" w:hAnsi="맑은 고딕" w:eastAsia="맑은 고딕"/>
+          <w:b/>
+          <w:color w:val="1E3A8A"/>
+          <w:sz w:val="24"/>
+        </w:rPr>
+        <w:t>4. 주요 수록곡 및 감상 제언</w:t>
+      </w:r>
+    </w:p>
+    <w:p>
+      <w:pPr>
+        <w:spacing w:line="324" w:lineRule="auto" w:after="80"/>
+      </w:pPr>
+      <w:r>
+        <w:rPr w:rFonts="맑은 고딕">
+          <w:rFonts w:ascii="맑은 고딕" w:hAnsi="맑은 고딕" w:eastAsia="맑은 고딕"/>
+          <w:b w:val="0"/>
+          <w:color w:val="6B7280"/>
+          <w:sz w:val="21"/>
+        </w:rPr>
+        <w:t xml:space="preserve">· </w:t>
+      </w:r>
+      <w:r>
+        <w:rPr w:rFonts="맑은 고딕">
+          <w:rFonts w:ascii="맑은 고딕" w:hAnsi="맑은 고딕" w:eastAsia="맑은 고딕"/>
+          <w:b/>
+          <w:color w:val="1F2937"/>
+          <w:sz w:val="21"/>
+        </w:rPr>
+        <w:t xml:space="preserve">주요 수록곡 특징: </w:t>
+      </w:r>
+      <w:r>
+        <w:rPr w:rFonts="맑은 고딕">
+          <w:rFonts w:ascii="맑은 고딕" w:hAnsi="맑은 고딕" w:eastAsia="맑은 고딕"/>
+          <w:b w:val="0"/>
+          <w:sz w:val="21"/>
+        </w:rPr>
+        <w:t>일요일 아침의 나른한 평화를 묘사한 유려한 건반과 담백한 보컬이 일품인 "Easy", 불멸의 사랑을 장엄하고 서정적인 왈츠 풍 선율로 완성한 "Three Times a Lady", 폭발적인 브라스와 매혹적인 그루브로 훵크의 정수를 보여주는 "Brick House", 그리고 애잔한 멜로디가 돋보이는 "Sail On" 등 서정과 열정이 절묘한 균형을 이루고 있습니다.</w:t>
+      </w:r>
+    </w:p>
+    <w:p>
+      <w:pPr>
+        <w:spacing w:line="324" w:lineRule="auto" w:after="80"/>
+      </w:pPr>
+      <w:r>
+        <w:rPr w:rFonts="맑은 고딕">
+          <w:rFonts w:ascii="맑은 고딕" w:hAnsi="맑은 고딕" w:eastAsia="맑은 고딕"/>
+          <w:b w:val="0"/>
+          <w:color w:val="6B7280"/>
+          <w:sz w:val="21"/>
+        </w:rPr>
+        <w:t xml:space="preserve">· </w:t>
+      </w:r>
+      <w:r>
+        <w:rPr w:rFonts="맑은 고딕">
+          <w:rFonts w:ascii="맑은 고딕" w:hAnsi="맑은 고딕" w:eastAsia="맑은 고딕"/>
+          <w:b/>
+          <w:color w:val="1F2937"/>
+          <w:sz w:val="21"/>
+        </w:rPr>
+        <w:t xml:space="preserve">빈티지 감상 제언: </w:t>
+      </w:r>
+      <w:r>
+        <w:rPr w:rFonts="맑은 고딕">
+          <w:rFonts w:ascii="맑은 고딕" w:hAnsi="맑은 고딕" w:eastAsia="맑은 고딕"/>
+          <w:b w:val="0"/>
+          <w:sz w:val="21"/>
+        </w:rPr>
+        <w:t>턴테이블의 바늘이 카본 블랙 소리골을 읽어 내려갈 때 피어오르는 아날로그 특유의 묵직한 베이스 라인과 라이오넬 리치의 따스한 숨결은 진공관 앰프의 온기를 만날 때 가장 극적인 울림을 빚어냅니다. 어쿠스틱 피아노의 투명한 여운과 브라스의 질감이 턴테이블 특유의 자연스러운 공명과 어우러져 디지털 음원에서는 결코 흉내 낼 수 없는 깊고 아늑한 공간감을 선사합니다.</w:t>
+      </w:r>
+    </w:p>
+    <w:p>
+      <w:pPr>
+        <w:spacing w:line="324" w:lineRule="auto" w:after="80"/>
+      </w:pPr>
+      <w:r>
+        <w:rPr w:rFonts="맑은 고딕">
+          <w:rFonts w:ascii="맑은 고딕" w:hAnsi="맑은 고딕" w:eastAsia="맑은 고딕"/>
+          <w:b w:val="0"/>
+          <w:color w:val="6B7280"/>
+          <w:sz w:val="21"/>
+        </w:rPr>
+        <w:t xml:space="preserve">· </w:t>
+      </w:r>
+      <w:r>
+        <w:rPr w:rFonts="맑은 고딕">
+          <w:rFonts w:ascii="맑은 고딕" w:hAnsi="맑은 고딕" w:eastAsia="맑은 고딕"/>
+          <w:b/>
+          <w:color w:val="1F2937"/>
+          <w:sz w:val="21"/>
+        </w:rPr>
+        <w:t xml:space="preserve">소장 가치: </w:t>
+      </w:r>
+      <w:r>
+        <w:rPr w:rFonts="맑은 고딕">
+          <w:rFonts w:ascii="맑은 고딕" w:hAnsi="맑은 고딕" w:eastAsia="맑은 고딕"/>
+          <w:b w:val="0"/>
+          <w:sz w:val="21"/>
+        </w:rPr>
+        <w:t>모타운 전성기 시절의 아날로그 사운드 엔지니어링의 정수를 담고 있는 이 LP는 코모도어가 남긴 가장 찬란한 유산을 단 한 장으로 온전히 소유할 수 있는 컬렉션의 정점이자, 시대를 초월한 오리지널리티를 증명하는 귀중한 문화적 유산입니다.</w:t>
+      </w:r>
+    </w:p>
+    <w:p>
+      <w:pPr>
+        <w:spacing w:line="324" w:lineRule="auto" w:after="120" w:before="160"/>
+      </w:pPr>
+      <w:r>
+        <w:rPr w:rFonts="맑은 고딕">
+          <w:rFonts w:ascii="맑은 고딕" w:hAnsi="맑은 고딕" w:eastAsia="맑은 고딕"/>
+          <w:b/>
+          <w:color w:val="4338CA"/>
+          <w:sz w:val="21"/>
+        </w:rPr>
+        <w:t>이 음반을 통해 아날로그 소리골을 타고 흐르는 코모도어의 유려한 선율과 라이오넬 리치의 깊은 숨결이 전해주는 감동을 다시 한번 경험해 보시는 것은 어떨까요?</w:t>
       </w:r>
     </w:p>
     <w:sectPr>
       <w:pgSz w:w="12240" w:h="15840"/>
-      <w:pgMar w:top="1440" w:right="1440" w:bottom="1440" w:left="1440" w:header="720" w:footer="720" w:gutter="0"/>
+      <w:pgMar w:top="1152" w:right="1296" w:bottom="1152" w:left="1296" w:header="720" w:footer="720" w:gutter="0"/>
       <w:cols w:space="720"/>
       <w:docGrid w:linePitch="360"/>
     </w:sectPr>

--- a/word_reports/LP_0111_위치_422_Commodores_Greatest Hits.docx
+++ b/word_reports/LP_0111_위치_422_Commodores_Greatest Hits.docx
@@ -32,7 +32,7 @@
     </w:p>
     <w:p>
       <w:pPr>
-        <w:spacing w:line="324" w:lineRule="auto" w:before="80" w:after="160"/>
+        <w:spacing w:line="324" w:lineRule="auto" w:before="80" w:after="120"/>
       </w:pPr>
       <w:r>
         <w:rPr w:rFonts="맑은 고딕">
@@ -42,13 +42,6 @@
           <w:sz w:val="22"/>
         </w:rPr>
         <w:t xml:space="preserve">[음반 소개] </w:t>
-      </w:r>
-      <w:r>
-        <w:rPr w:rFonts="맑은 고딕">
-          <w:rFonts w:ascii="맑은 고딕" w:hAnsi="맑은 고딕" w:eastAsia="맑은 고딕"/>
-          <w:b w:val="0"/>
-          <w:sz w:val="21"/>
-        </w:rPr>
       </w:r>
     </w:p>
     <w:p>
@@ -61,7 +54,33 @@
           <w:b w:val="0"/>
           <w:sz w:val="21"/>
         </w:rPr>
-        <w:t>1970년대 후반 모타운(Motown) 사운드의 정점이자, 폭발적인 훵크(Funk)와 감미로운 소울 발라드의 찬란한 교차점을 기록한 코모도어의 황금기를 집대성한 명반입니다. 라이오넬 리치의 애절하면서도 티 없이 맑은 음색과 밴드의 견고한 브라스 섹션, 그리고 유려한 그루브는 시대를 뛰어넘어 보편적인 인간의 희로애락을 따스하게 감싸 안습니다. 낭만과 열정이 공존하던 아날로그 시대의 온기를 오롯이 담아낸 이 음반은 반세기가 흐른 오늘날에도 바래지 않는 서정의 빛으로 우리 영혼의 현을 조용히 울립니다.</w:t>
+        <w:t>1970년대 후반의 대중음악계는 찬란했던 소울(Soul)의 순수성과 시대를 뒤흔든 디스코(Disco)의 물결, 그리고 보다 세련된 팝 감수성이 격렬하게 교차하던 용광로였습니다. 그 거대한 음악적 전환점의 한가운데에서, 디트로이트 사운드의 요람 모타운(Motown) 레코드의 가장 눈부신 황금기를 견인했던 주역이 바로 코모도어(Commodores)였습니다. 앨라배마의 터스키기 대학교 캠퍼스에서 싹을 틔운 이 젊은 악사들은 남부 특유의 끈적하고 원초적인 훵크(Funk) 리듬을 품은 채, 대도시의 세련된 도시적 어반 소울을 흡수하며 대중음악사에 유례없는 독창적인 미학을 완성해 냈습니다. 1978년에 발매된 본작 《Greatest Hits》는 이들이 절정의 기량을 뽐내던 초중기 전성기의 궤적을 가장 밀도 높고 우아하게 압축해 낸 기념비적인 마스터피스입니다.</w:t>
+      </w:r>
+    </w:p>
+    <w:p>
+      <w:pPr>
+        <w:spacing w:line="324" w:lineRule="auto" w:after="120"/>
+      </w:pPr>
+      <w:r>
+        <w:rPr w:rFonts="맑은 고딕">
+          <w:rFonts w:ascii="맑은 고딕" w:hAnsi="맑은 고딕" w:eastAsia="맑은 고딕"/>
+          <w:b w:val="0"/>
+          <w:sz w:val="21"/>
+        </w:rPr>
+        <w:t>이 앨범이 지닌 불멸의 가치는 대조적인 두 가지 음악적 극점이 하나의 유기체처럼 완벽한 조화를 이루고 있다는 데에 있습니다. 한편에는 심장을 쿵쾅거리게 만드는 폭발적인 브라스 섹션과 날렵한 슬랩 베이스가 주도하는 지극히 육체적인 훵크 그루브가 자리하며, 다른 한편에는 훗날 팝계 최고의 음유시인으로 거듭나는 라이오넬 리치(Lionel Richie)의 서정적이고 절제된 멜로디 라인이 흐릅니다. 코모도어는 거친 흑인 음악의 생명력을 잃지 않으면서도, 인종과 세대의 장벽을 일거에 허무는 보편적인 휴머니즘과 낭만을 직조해 냈습니다. 그들의 음악은 단순한 오락적 유흥을 넘어, 격동의 시대를 살아가던 수많은 청춘의 상처를 보듬고 메마른 정서를 어루만지는 따스한 위안의 언어였습니다.</w:t>
+      </w:r>
+    </w:p>
+    <w:p>
+      <w:pPr>
+        <w:spacing w:line="324" w:lineRule="auto" w:after="120"/>
+      </w:pPr>
+      <w:r>
+        <w:rPr w:rFonts="맑은 고딕">
+          <w:rFonts w:ascii="맑은 고딕" w:hAnsi="맑은 고딕" w:eastAsia="맑은 고딕"/>
+          <w:b w:val="0"/>
+          <w:sz w:val="21"/>
+        </w:rPr>
+        <w:t>세월이 반세기를 향해 흘러간 지금, 턴테이블의 회전 위에 얹힌 이 음반은 디지털의 차가운 정밀함이 결코 흉내 낼 수 없는 깊고 은은한 서정적 울림을 토해냅니다. 플라스틱 홈 사이로 아날로그 바늘이 미끄러져 내려갈 때 피어오르는 미세한 숨결, 건반의 여운과 혼 섹션의 두터운 질감은 당시 스튜디오에 감돌던 공기의 밀도와 온도를 고스란히 재현합니다. 코모도어의 《Greatest Hits》는 지나간 시절의 박제된 유물이 아니라, 시대를 초월해 인간 본연의 고결한 슬픔과 환희를 노래하는 음악적 시(詩)이자, 정통 흑인 음악이 도달했던 가장 찬란한 서정의 극치입니다.</w:t>
       </w:r>
     </w:p>
     <w:p>
@@ -129,37 +148,6 @@
           <w:color w:val="1F2937"/>
           <w:sz w:val="21"/>
         </w:rPr>
-        <w:t xml:space="preserve">아티스트: </w:t>
-      </w:r>
-      <w:r>
-        <w:rPr w:rFonts="맑은 고딕">
-          <w:rFonts w:ascii="맑은 고딕" w:hAnsi="맑은 고딕" w:eastAsia="맑은 고딕"/>
-          <w:b w:val="0"/>
-          <w:sz w:val="21"/>
-        </w:rPr>
-        <w:t>Commodores (코모도어)</w:t>
-      </w:r>
-    </w:p>
-    <w:p>
-      <w:pPr>
-        <w:spacing w:line="324" w:lineRule="auto" w:after="80"/>
-      </w:pPr>
-      <w:r>
-        <w:rPr w:rFonts="맑은 고딕">
-          <w:rFonts w:ascii="맑은 고딕" w:hAnsi="맑은 고딕" w:eastAsia="맑은 고딕"/>
-          <w:b w:val="0"/>
-          <w:color w:val="6B7280"/>
-          <w:sz w:val="21"/>
-        </w:rPr>
-        <w:t xml:space="preserve">· </w:t>
-      </w:r>
-      <w:r>
-        <w:rPr w:rFonts="맑은 고딕">
-          <w:rFonts w:ascii="맑은 고딕" w:hAnsi="맑은 고딕" w:eastAsia="맑은 고딕"/>
-          <w:b/>
-          <w:color w:val="1F2937"/>
-          <w:sz w:val="21"/>
-        </w:rPr>
         <w:t xml:space="preserve">발매 정보: </w:t>
       </w:r>
       <w:r>
@@ -168,7 +156,7 @@
           <w:b w:val="0"/>
           <w:sz w:val="21"/>
         </w:rPr>
-        <w:t>1978년 11월 전설적인 모타운 레코드(Motown Records)를 통해 발매된 앨범으로, 1970년대 중후반 팝과 R&amp;B 차트의 정상을 질주하며 그룹의 전성기를 이끌었던 주옥같은 명곡들을 엄선하여 엮어낸 기념비적인 앤솔로지입니다.</w:t>
+        <w:t>1978년 미국 모타운(Motown) 레코드를 통해 발매된 공식 컴필레이션 음반으로, 밴드의 최전성기 음악적 결실을 집대성하여 대중음악사의 명반 반열에 오른 작품입니다.</w:t>
       </w:r>
     </w:p>
     <w:p>
@@ -199,7 +187,7 @@
           <w:b w:val="0"/>
           <w:sz w:val="21"/>
         </w:rPr>
-        <w:t>발매 직후 미국 빌보드 200 앨범 차트 5위, R&amp;B 앨범 차트 1위를 기록하였으며, 전미음반산업협회(RIAA)로부터 플래티넘(Platinum, 100만 장 이상 판매) 인증을 획득하며 전 세계적인 메가 히트를 기록했습니다.</w:t>
+        <w:t>발매 직후 미국 빌보드 200 앨범 차트 5위 및 R&amp;B 앨범 차트 정상을 석권하였으며, 전미음반협회(RIAA)로부터 플래티넘(Platinum, 100만 장 이상) 인증을 받으며 전 세계적인 상업적 대성공을 기록했습니다.</w:t>
       </w:r>
     </w:p>
     <w:p>
@@ -230,7 +218,7 @@
           <w:b w:val="0"/>
           <w:sz w:val="21"/>
         </w:rPr>
-        <w:t>수록곡 "Three Times a Lady"가 빌보드 핫 100 1위에 오르며 그래미 어워드(Grammy Awards) '최우수 팝 듀오/그룹 보컬' 부문에 노미네이트되었고, 아메리칸 뮤직 어워드(AMA)에서 최우수 솔/R&amp;B 그룹 상을 수상하는 등 평단과 대중 모두에게 최고의 음악적 권위를 인정받았습니다.</w:t>
+        <w:t>수록곡 다수가 그래미 어워드(Grammy Awards) 주요 부문에 노미네이트되었으며, 아메리칸 뮤직 어워드(AMA) 소울/R&amp;B 부문을 석권하며 70년대 후반을 대표하는 최정상 밴드로 공인받았습니다.</w:t>
       </w:r>
     </w:p>
     <w:p>
@@ -275,7 +263,7 @@
           <w:b w:val="0"/>
           <w:sz w:val="21"/>
         </w:rPr>
-        <w:t>미국 (United States)</w:t>
+        <w:t>미국 (USA)</w:t>
       </w:r>
     </w:p>
     <w:p>
@@ -337,7 +325,7 @@
           <w:b w:val="0"/>
           <w:sz w:val="21"/>
         </w:rPr>
-        <w:t>그룹 (라이오넬 리치, 월터 오렌지, 토마스 맥클레리, 로널드 라프리드, 윌리엄 킹, 밀란 윌리엄스 6인조)</w:t>
+        <w:t>그룹 (6인조 소울·훵크 밴드)</w:t>
       </w:r>
     </w:p>
     <w:p>
@@ -368,7 +356,7 @@
           <w:b w:val="0"/>
           <w:sz w:val="21"/>
         </w:rPr>
-        <w:t>앨라배마주 터스키기 대학교 동문들로 출발하여 모타운을 대표하는 세계적인 슈퍼스타로 도약한 코모도어는 거친 파티 훵크와 극도로 세련된 로맨틱 발라드를 자유자재로 넘나든 독보적 앙상블입니다. 특히 핵심 멤버이자 싱어송라이터인 라이오넬 리치의 천재적인 멜로디 감각과 서정적인 노랫말은 1970~80년대 크로스오버 팝과 소울 음악의 새로운 지평을 열었습니다.</w:t>
+        <w:t>터스키기 인스티튜트 동문들이 의기투합하여 결성한 코모도어는 모타운의 제2의 전성기를 이끈 전설적인 소울 밴드입니다. 역동적인 훵크 사운드와 라이오넬 리치의 시적이고 감미로운 발라드를 결합하여 흑백의 경계를 넘어 전 세계 팝 음악사에 깊고 낭만적인 족적을 남겼습니다.</w:t>
       </w:r>
     </w:p>
     <w:p>
@@ -413,7 +401,7 @@
           <w:b w:val="0"/>
           <w:sz w:val="21"/>
         </w:rPr>
-        <w:t>본 앨범은 디스코와 훵크가 주도하던 1970년대 후반의 댄스 플로어 열풍 속에서, 세련된 어덜트 컨템포러리 발라드의 예술적 완성을 동시에 보여준 팝 음악사의 중요한 분수령입니다. 흑인 음악의 경계를 넘어 인종과 세대를 초월한 감동을 선사하며, 이후 1980년대에 만개할 글로벌 팝 발라드 황금기의 결정적 토대를 마련한 걸작으로 평가받습니다.</w:t>
+        <w:t>1970년대 소울과 훵크가 주류 팝 시장의 정점에 도달했음을 증명하는 역사적 표본으로, 모타운 사운드가 지닌 음악적 완성도와 대중적 포용력을 동시에 입증한 기념비적 앨범입니다.</w:t>
       </w:r>
     </w:p>
     <w:p>
@@ -444,7 +432,7 @@
           <w:b w:val="0"/>
           <w:sz w:val="21"/>
         </w:rPr>
-        <w:t>격동과 낭만이 교차하던 1970년대 말, 젊은 연인들의 고백과 주말 파티의 배경에는 언제나 코모도어의 음악이 흐르고 있었습니다. 거리를 가득 채우던 화려한 네온사인과 깊은 밤 라디오에서 흘러나오던 라이오넬 리치의 목소리는 청춘들의 풋풋한 사랑과 이별의 아픔을 위로하던 그 시절 문화적 공기 그 자체였습니다.</w:t>
+        <w:t>디스코 열풍과 사회적 피로감이 공존하던 70년대 후반, 주말의 클럽을 달구던 뜨거운 해방감과 늦은 밤 홀로 남겨진 도시인의 쓸쓸함을 동시에 담아내며 당시 젊은이들의 다채로운 심상을 대변했던 감성의 보고(寶庫)입니다.</w:t>
       </w:r>
     </w:p>
     <w:p>
@@ -489,7 +477,7 @@
           <w:b w:val="0"/>
           <w:sz w:val="21"/>
         </w:rPr>
-        <w:t>일요일 아침의 나른한 평화를 묘사한 유려한 건반과 담백한 보컬이 일품인 "Easy", 불멸의 사랑을 장엄하고 서정적인 왈츠 풍 선율로 완성한 "Three Times a Lady", 폭발적인 브라스와 매혹적인 그루브로 훵크의 정수를 보여주는 "Brick House", 그리고 애잔한 멜로디가 돋보이는 "Sail On" 등 서정과 열정이 절묘한 균형을 이루고 있습니다.</w:t>
+        <w:t>일요일 아침의 나른한 평온과 자유를 맑고 서정적인 멜로디로 노래한 불멸의 클래식 "Easy", 라이오넬 리치 특유의 고결하고 절절한 사랑의 헌사 "Three Times a Lady", 그리고 훵크 음악 역사상 가장 견고하고 폭발적인 리듬 섹션을 자랑하는 "Brick House" 등 다채로운 스펙트럼의 명곡들이 수록되어 있습니다.</w:t>
       </w:r>
     </w:p>
     <w:p>
@@ -520,7 +508,7 @@
           <w:b w:val="0"/>
           <w:sz w:val="21"/>
         </w:rPr>
-        <w:t>턴테이블의 바늘이 카본 블랙 소리골을 읽어 내려갈 때 피어오르는 아날로그 특유의 묵직한 베이스 라인과 라이오넬 리치의 따스한 숨결은 진공관 앰프의 온기를 만날 때 가장 극적인 울림을 빚어냅니다. 어쿠스틱 피아노의 투명한 여운과 브라스의 질감이 턴테이블 특유의 자연스러운 공명과 어우러져 디지털 음원에서는 결코 흉내 낼 수 없는 깊고 아늑한 공간감을 선사합니다.</w:t>
+        <w:t>묵직한 베이스 라인과 화려한 혼 섹션, 그리고 어쿠스틱 피아노의 투명한 타건음이 조화를 이루므로, 음의 온도를 따스하게 살려주는 진공관 앰프와 중역대의 질감이 충실한 카트리지를 통해 감상할 때 바이닐 특유의 공간감과 호흡이 가장 완벽하게 되살아납니다.</w:t>
       </w:r>
     </w:p>
     <w:p>
@@ -551,7 +539,7 @@
           <w:b w:val="0"/>
           <w:sz w:val="21"/>
         </w:rPr>
-        <w:t>모타운 전성기 시절의 아날로그 사운드 엔지니어링의 정수를 담고 있는 이 LP는 코모도어가 남긴 가장 찬란한 유산을 단 한 장으로 온전히 소유할 수 있는 컬렉션의 정점이자, 시대를 초월한 오리지널리티를 증명하는 귀중한 문화적 유산입니다.</w:t>
+        <w:t>코모도어의 황금기 예술혼이 가장 찬란하게 빛나던 순간들을 단 한 장의 바이닐에 완벽히 담아낸 정규작 이상의 응축도를 지닌 음반으로, 팝과 소울을 아끼는 LP 컬렉터라면 필히 턴테이블 곁에 꽂아두어야 할 영원한 클래식입니다.</w:t>
       </w:r>
     </w:p>
     <w:p>
@@ -565,7 +553,7 @@
           <w:color w:val="4338CA"/>
           <w:sz w:val="21"/>
         </w:rPr>
-        <w:t>이 음반을 통해 아날로그 소리골을 타고 흐르는 코모도어의 유려한 선율과 라이오넬 리치의 깊은 숨결이 전해주는 감동을 다시 한번 경험해 보시는 것은 어떨까요?</w:t>
+        <w:t>이 음반을 통해 아날로그 바늘 끝에서 피어나는 1970년대 모타운의 찬란한 온기와 서정적 낭만이 전해주는 감동을 다시 한번 경험해 보시는 것은 어떨까요?</w:t>
       </w:r>
     </w:p>
     <w:sectPr>
